--- a/BaseProyectoOmar/SERVICIO NACIONAL DE APRINDIZAJE SENA.docx
+++ b/BaseProyectoOmar/SERVICIO NACIONAL DE APRINDIZAJE SENA.docx
@@ -185,17 +185,7 @@
           <w:sz w:val="22"/>
           <w:szCs w:val="22"/>
         </w:rPr>
-        <w:t xml:space="preserve">ELVER </w:t>
-      </w:r>
-      <w:r>
-        <w:rPr>
-          <w:rFonts w:ascii="Calibri" w:hAnsi="Calibri" w:cs="Calibri"/>
-          <w:b/>
-          <w:bCs/>
-          <w:sz w:val="22"/>
-          <w:szCs w:val="22"/>
-        </w:rPr>
-        <w:t>ENRIQUE CORTEZ QUIRO</w:t>
+        <w:t>ELVER ENRIQUE CORTEZ QUIRO</w:t>
       </w:r>
       <w:r>
         <w:rPr>
@@ -432,18 +422,7 @@
           <w:szCs w:val="22"/>
         </w:rPr>
         <w:lastRenderedPageBreak/>
-        <w:t>Documento E.R.S producto s</w:t>
-      </w:r>
-      <w:r>
-        <w:rPr>
-          <w:rFonts w:ascii="Calibri" w:hAnsi="Calibri" w:cs="Calibri"/>
-          <w:b/>
-          <w:bCs/>
-          <w:color w:val="auto"/>
-          <w:sz w:val="22"/>
-          <w:szCs w:val="22"/>
-        </w:rPr>
-        <w:t>oftware (CRS)</w:t>
+        <w:t>Documento E.R.S producto software (CRS)</w:t>
       </w:r>
       <w:proofErr w:type="spellStart"/>
       <w:r>
@@ -526,6 +505,15 @@
     </w:p>
     <w:sdt>
       <w:sdtPr>
+        <w:rPr>
+          <w:rFonts w:asciiTheme="minorHAnsi" w:eastAsiaTheme="minorHAnsi" w:hAnsiTheme="minorHAnsi" w:cstheme="minorBidi"/>
+          <w:color w:val="auto"/>
+          <w:kern w:val="2"/>
+          <w:sz w:val="24"/>
+          <w:szCs w:val="24"/>
+          <w:lang w:eastAsia="en-US"/>
+          <w14:ligatures w14:val="standardContextual"/>
+        </w:rPr>
         <w:id w:val="-1029650076"/>
         <w:docPartObj>
           <w:docPartGallery w:val="Table of Contents"/>
@@ -534,15 +522,8 @@
       </w:sdtPr>
       <w:sdtEndPr>
         <w:rPr>
-          <w:rFonts w:asciiTheme="minorHAnsi" w:eastAsiaTheme="minorHAnsi" w:hAnsiTheme="minorHAnsi" w:cstheme="minorBidi"/>
-          <w:b/>
-          <w:bCs/>
-          <w:color w:val="auto"/>
-          <w:kern w:val="2"/>
-          <w:sz w:val="24"/>
-          <w:szCs w:val="24"/>
-          <w:lang w:eastAsia="en-US"/>
-          <w14:ligatures w14:val="standardContextual"/>
+          <w:b/>
+          <w:bCs/>
         </w:rPr>
       </w:sdtEndPr>
       <w:sdtContent>
@@ -2505,15 +2486,7 @@
           <w:sz w:val="22"/>
           <w:szCs w:val="22"/>
         </w:rPr>
-        <w:t>El propósito principal del proyecto CRS es:</w:t>
-      </w:r>
-      <w:r>
-        <w:rPr>
-          <w:rFonts w:ascii="Calibri" w:hAnsi="Calibri" w:cs="Calibri"/>
-          <w:sz w:val="22"/>
-          <w:szCs w:val="22"/>
-        </w:rPr>
-        <w:t xml:space="preserve"> </w:t>
+        <w:t xml:space="preserve">El propósito principal del proyecto CRS es: </w:t>
       </w:r>
       <w:r>
         <w:rPr>
@@ -2567,19 +2540,7 @@
           <w:sz w:val="22"/>
           <w:szCs w:val="22"/>
         </w:rPr>
-        <w:t>Á</w:t>
-      </w:r>
-      <w:r>
-        <w:rPr>
-          <w:rFonts w:ascii="Calibri" w:hAnsi="Calibri" w:cs="Calibri"/>
-          <w:b/>
-          <w:i/>
-          <w:iCs/>
-          <w:color w:val="auto"/>
-          <w:sz w:val="22"/>
-          <w:szCs w:val="22"/>
-        </w:rPr>
-        <w:t>mbito del sistema.</w:t>
+        <w:t>Ámbito del sistema.</w:t>
       </w:r>
       <w:bookmarkEnd w:id="3"/>
     </w:p>
@@ -2599,15 +2560,7 @@
           <w:sz w:val="22"/>
           <w:szCs w:val="22"/>
         </w:rPr>
-        <w:t xml:space="preserve">El software se implementará en la infraestructura del CIDM, específicamente para el control pedagógico y administrativo de los centros de </w:t>
-      </w:r>
-      <w:r>
-        <w:rPr>
-          <w:rFonts w:ascii="Calibri" w:hAnsi="Calibri" w:cs="Calibri"/>
-          <w:sz w:val="22"/>
-          <w:szCs w:val="22"/>
-        </w:rPr>
-        <w:t>formación.</w:t>
+        <w:t>El software se implementará en la infraestructura del CIDM, específicamente para el control pedagógico y administrativo de los centros de formación.</w:t>
       </w:r>
     </w:p>
     <w:p>
@@ -3863,6 +3816,9 @@
         <w:jc w:val="center"/>
       </w:pPr>
       <w:r>
+        <w:rPr>
+          <w:noProof/>
+        </w:rPr>
         <w:drawing>
           <wp:inline distT="0" distB="0" distL="0" distR="0" wp14:anchorId="6B5824B4" wp14:editId="5F92CE7B">
             <wp:extent cx="3629025" cy="3166495"/>
@@ -4013,18 +3969,7 @@
           <w:szCs w:val="22"/>
         </w:rPr>
         <w:lastRenderedPageBreak/>
-        <w:t>Gestión de producto</w:t>
-      </w:r>
-      <w:r>
-        <w:rPr>
-          <w:rFonts w:ascii="Calibri" w:hAnsi="Calibri" w:cs="Calibri"/>
-          <w:b/>
-          <w:bCs/>
-          <w:color w:val="auto"/>
-          <w:sz w:val="22"/>
-          <w:szCs w:val="22"/>
-        </w:rPr>
-        <w:t>.</w:t>
+        <w:t>Gestión de producto.</w:t>
       </w:r>
     </w:p>
     <w:p>
@@ -4032,6 +3977,9 @@
         <w:jc w:val="center"/>
       </w:pPr>
       <w:r>
+        <w:rPr>
+          <w:noProof/>
+        </w:rPr>
         <w:drawing>
           <wp:inline distT="0" distB="0" distL="0" distR="0" wp14:anchorId="498FBF2F" wp14:editId="668DAC99">
             <wp:extent cx="3676650" cy="3578552"/>
@@ -5766,25 +5714,7 @@
                 <w:sz w:val="20"/>
                 <w:szCs w:val="20"/>
               </w:rPr>
-              <w:t xml:space="preserve">La interfaz debe ser rápida y minimalista para no retrasar el inicio de la </w:t>
-            </w:r>
-            <w:r>
-              <w:rPr>
-                <w:rFonts w:ascii="Calibri" w:hAnsi="Calibri" w:cs="Calibri"/>
-                <w:bCs/>
-                <w:sz w:val="20"/>
-                <w:szCs w:val="20"/>
-              </w:rPr>
-              <w:t>formación</w:t>
-            </w:r>
-            <w:r>
-              <w:rPr>
-                <w:rFonts w:ascii="Calibri" w:hAnsi="Calibri" w:cs="Calibri"/>
-                <w:bCs/>
-                <w:sz w:val="20"/>
-                <w:szCs w:val="20"/>
-              </w:rPr>
-              <w:t>.</w:t>
+              <w:t>La interfaz debe ser rápida y minimalista para no retrasar el inicio de la formación.</w:t>
             </w:r>
           </w:p>
           <w:p>
@@ -6142,25 +6072,7 @@
           <w:sz w:val="22"/>
           <w:szCs w:val="22"/>
         </w:rPr>
-        <w:t>Es el personal encargado de la supervisión, auditoría y mantenimiento de los</w:t>
-      </w:r>
-      <w:r>
-        <w:rPr>
-          <w:rFonts w:ascii="Calibri" w:hAnsi="Calibri" w:cs="Calibri"/>
-          <w:bCs/>
-          <w:sz w:val="22"/>
-          <w:szCs w:val="22"/>
-        </w:rPr>
-        <w:t xml:space="preserve"> </w:t>
-      </w:r>
-      <w:r>
-        <w:rPr>
-          <w:rFonts w:ascii="Calibri" w:hAnsi="Calibri" w:cs="Calibri"/>
-          <w:bCs/>
-          <w:sz w:val="22"/>
-          <w:szCs w:val="22"/>
-        </w:rPr>
-        <w:t>registros de formación.</w:t>
+        <w:t>Es el personal encargado de la supervisión, auditoría y mantenimiento de los registros de formación.</w:t>
       </w:r>
     </w:p>
     <w:tbl>
@@ -6886,18 +6798,7 @@
           <w:sz w:val="22"/>
           <w:szCs w:val="22"/>
         </w:rPr>
-        <w:t>Limitaciones de Hardware</w:t>
-      </w:r>
-      <w:r>
-        <w:rPr>
-          <w:rFonts w:ascii="Calibri" w:hAnsi="Calibri" w:cs="Calibri"/>
-          <w:b/>
-          <w:bCs/>
-          <w:color w:val="auto"/>
-          <w:sz w:val="22"/>
-          <w:szCs w:val="22"/>
-        </w:rPr>
-        <w:t>.</w:t>
+        <w:t>Limitaciones de Hardware.</w:t>
       </w:r>
     </w:p>
     <w:p>
@@ -7362,18 +7263,7 @@
           <w:sz w:val="22"/>
           <w:szCs w:val="22"/>
         </w:rPr>
-        <w:t>Protocolos de Comunicación</w:t>
-      </w:r>
-      <w:r>
-        <w:rPr>
-          <w:rFonts w:ascii="Calibri" w:hAnsi="Calibri" w:cs="Calibri"/>
-          <w:b/>
-          <w:bCs/>
-          <w:color w:val="auto"/>
-          <w:sz w:val="22"/>
-          <w:szCs w:val="22"/>
-        </w:rPr>
-        <w:t>.</w:t>
+        <w:t>Protocolos de Comunicación.</w:t>
       </w:r>
     </w:p>
     <w:p>
@@ -7876,18 +7766,7 @@
           <w:sz w:val="22"/>
           <w:szCs w:val="22"/>
         </w:rPr>
-        <w:t>Suposiciones</w:t>
-      </w:r>
-      <w:r>
-        <w:rPr>
-          <w:rFonts w:ascii="Calibri" w:hAnsi="Calibri" w:cs="Calibri"/>
-          <w:b/>
-          <w:bCs/>
-          <w:color w:val="auto"/>
-          <w:sz w:val="22"/>
-          <w:szCs w:val="22"/>
-        </w:rPr>
-        <w:t>.</w:t>
+        <w:t>Suposiciones.</w:t>
       </w:r>
     </w:p>
     <w:p>
@@ -8062,18 +7941,7 @@
           <w:szCs w:val="22"/>
         </w:rPr>
         <w:lastRenderedPageBreak/>
-        <w:t>Dependencias</w:t>
-      </w:r>
-      <w:r>
-        <w:rPr>
-          <w:rFonts w:ascii="Calibri" w:hAnsi="Calibri" w:cs="Calibri"/>
-          <w:b/>
-          <w:bCs/>
-          <w:color w:val="auto"/>
-          <w:sz w:val="22"/>
-          <w:szCs w:val="22"/>
-        </w:rPr>
-        <w:t>.</w:t>
+        <w:t>Dependencias.</w:t>
       </w:r>
     </w:p>
     <w:p>
@@ -8587,20 +8455,7 @@
           <w:sz w:val="22"/>
           <w:szCs w:val="22"/>
         </w:rPr>
-        <w:t>Interfaces de Usuario</w:t>
-      </w:r>
-      <w:r>
-        <w:rPr>
-          <w:rFonts w:ascii="Calibri" w:hAnsi="Calibri" w:cs="Calibri"/>
-          <w:b/>
-          <w:bCs/>
-          <w:i/>
-          <w:iCs/>
-          <w:color w:val="auto"/>
-          <w:sz w:val="22"/>
-          <w:szCs w:val="22"/>
-        </w:rPr>
-        <w:t>.</w:t>
+        <w:t>Interfaces de Usuario.</w:t>
       </w:r>
       <w:bookmarkEnd w:id="14"/>
     </w:p>
@@ -9180,18 +9035,7 @@
           <w:szCs w:val="22"/>
         </w:rPr>
         <w:lastRenderedPageBreak/>
-        <w:t>Interfaces de Comunicación</w:t>
-      </w:r>
-      <w:r>
-        <w:rPr>
-          <w:rFonts w:ascii="Calibri" w:hAnsi="Calibri" w:cs="Calibri"/>
-          <w:b/>
-          <w:bCs/>
-          <w:color w:val="auto"/>
-          <w:sz w:val="22"/>
-          <w:szCs w:val="22"/>
-        </w:rPr>
-        <w:t>.</w:t>
+        <w:t>Interfaces de Comunicación.</w:t>
       </w:r>
     </w:p>
     <w:p>
@@ -9386,20 +9230,7 @@
           <w:sz w:val="22"/>
           <w:szCs w:val="22"/>
         </w:rPr>
-        <w:t>R</w:t>
-      </w:r>
-      <w:r>
-        <w:rPr>
-          <w:rFonts w:ascii="Calibri" w:hAnsi="Calibri" w:cs="Calibri"/>
-          <w:b/>
-          <w:bCs/>
-          <w:i/>
-          <w:iCs/>
-          <w:color w:val="auto"/>
-          <w:sz w:val="22"/>
-          <w:szCs w:val="22"/>
-        </w:rPr>
-        <w:t>equerimientos de rendimiento.</w:t>
+        <w:t>Requerimientos de rendimiento.</w:t>
       </w:r>
       <w:bookmarkEnd w:id="15"/>
     </w:p>
@@ -9697,18 +9528,7 @@
           <w:sz w:val="22"/>
           <w:szCs w:val="22"/>
         </w:rPr>
-        <w:t>Gestión de Seguridad (Cambio de Contraseña)</w:t>
-      </w:r>
-      <w:r>
-        <w:rPr>
-          <w:rFonts w:ascii="Calibri" w:hAnsi="Calibri" w:cs="Calibri"/>
-          <w:b/>
-          <w:bCs/>
-          <w:color w:val="auto"/>
-          <w:sz w:val="22"/>
-          <w:szCs w:val="22"/>
-        </w:rPr>
-        <w:t>.</w:t>
+        <w:t>Gestión de Seguridad (Cambio de Contraseña).</w:t>
       </w:r>
     </w:p>
     <w:p>
@@ -10178,25 +9998,7 @@
           <w:sz w:val="22"/>
           <w:szCs w:val="22"/>
         </w:rPr>
-        <w:t xml:space="preserve">El aprendiz selecciona la acción </w:t>
-      </w:r>
-      <w:proofErr w:type="gramStart"/>
-      <w:r>
-        <w:rPr>
-          <w:rFonts w:ascii="Calibri" w:hAnsi="Calibri" w:cs="Calibri"/>
-          <w:sz w:val="22"/>
-          <w:szCs w:val="22"/>
-        </w:rPr>
-        <w:t>( ENTRADA</w:t>
-      </w:r>
-      <w:proofErr w:type="gramEnd"/>
-      <w:r>
-        <w:rPr>
-          <w:rFonts w:ascii="Calibri" w:hAnsi="Calibri" w:cs="Calibri"/>
-          <w:sz w:val="22"/>
-          <w:szCs w:val="22"/>
-        </w:rPr>
-        <w:t xml:space="preserve"> o SALIDA).</w:t>
+        <w:t>El aprendiz selecciona la acción ( ENTRADA o SALIDA).</w:t>
       </w:r>
     </w:p>
     <w:p>
@@ -16033,11 +15835,13 @@
   <w:style w:type="character" w:default="1" w:styleId="Fuentedeprrafopredeter">
     <w:name w:val="Default Paragraph Font"/>
     <w:uiPriority w:val="1"/>
+    <w:semiHidden/>
     <w:unhideWhenUsed/>
   </w:style>
   <w:style w:type="table" w:default="1" w:styleId="Tablanormal">
     <w:name w:val="Normal Table"/>
     <w:uiPriority w:val="99"/>
+    <w:semiHidden/>
     <w:unhideWhenUsed/>
     <w:tblPr>
       <w:tblInd w:w="0" w:type="dxa"/>
